--- a/docs/文档/02-产品原型设计.docx
+++ b/docs/文档/02-产品原型设计.docx
@@ -2266,14 +2266,6 @@
         <w:gridCol w:w="4156"/>
       </w:tblGrid>
       <w:tr>
-        <w:tblPrEx>
-          <w:tblCellMar>
-            <w:top w:w="0" w:type="dxa"/>
-            <w:left w:w="108" w:type="dxa"/>
-            <w:bottom w:w="0" w:type="dxa"/>
-            <w:right w:w="108" w:type="dxa"/>
-          </w:tblCellMar>
-        </w:tblPrEx>
         <w:trPr>
           <w:jc w:val="center"/>
         </w:trPr>
@@ -3755,7 +3747,6 @@
                 <w:sz w:val="24"/>
               </w:rPr>
             </w:pPr>
-            <w:bookmarkStart w:id="0" w:name="_GoBack" w:colFirst="0" w:colLast="1"/>
             <w:r>
               <w:rPr>
                 <w:rFonts w:ascii="宋体" w:hAnsi="宋体" w:eastAsia="宋体"/>
@@ -3794,7 +3785,6 @@
           </w:p>
         </w:tc>
       </w:tr>
-      <w:bookmarkEnd w:id="0"/>
       <w:tr>
         <w:tblPrEx>
           <w:tblCellMar>
@@ -4657,6 +4647,7 @@
   <w:style w:type="paragraph" w:customStyle="1" w:styleId="13">
     <w:name w:val="heading 2"/>
     <w:basedOn w:val="1"/>
+    <w:qFormat/>
     <w:uiPriority w:val="0"/>
     <w:pPr>
       <w:keepNext/>
